--- a/trip/xishuangbanna/xishuangbanna.docx
+++ b/trip/xishuangbanna/xishuangbanna.docx
@@ -67,7 +67,7 @@
           <w:b w:val="0"/>
           <w:sz w:val="22"/>
         </w:rPr>
-        <w:t>跨市交通: 飞机往返（去：长龙 GJ8263 14:35-18:35；回：奥凯 BK2951 15:30-20:10）。</w:t>
+        <w:t>跨市交通: 飞机往返（去程 14:35-18:35；回程 15:30-20:10）。</w:t>
       </w:r>
     </w:p>
     <w:p>
